--- a/03_Outputs/final scripts/pt/Module 7/7.2.0-pt.docx
+++ b/03_Outputs/final scripts/pt/Module 7/7.2.0-pt.docx
@@ -14,12 +14,12 @@
     </w:p>
     <w:p>
       <w:r>
-        <w:t xml:space="preserve">No nível político, o planejamento eficaz exige mais do que estabelecer metas amplas. Depende de avaliações detalhadas de recursos, do envolvimento das partes interessadas e da integração de tecnologias adequadas em estruturas estruturadas. O Marrocos fornece um exemplo claro: o país utiliza plataformas de modelagem como OSeMOSYS para desenhar um caminho rumo a uma matriz de energia renovável de noventa e dois por cento até 2050. Isso demonstra como abordagens rigorosas baseadas em dados podem orientar os governos na preparação de estratégias de transição realistas.  </w:t>
+        <w:t xml:space="preserve">No nível político, o planejamento eficaz requer mais do que estabelecer metas amplas. Depende de avaliações detalhadas de recursos, do engajamento com as partes interessadas e da integração de tecnologias adequadas em estruturas estruturadas. O Marrocos fornece um exemplo claro: o país utiliza plataformas de modelagem como OSeMOSYS para desenhar um caminho rumo a uma matriz de energia renovável de noventa e dois por cento até 2050. Isso demonstra como abordagens rigorosas baseadas em dados podem orientar os governos na preparação de estratégias de transição realistas.  </w:t>
       </w:r>
     </w:p>
     <w:p>
       <w:r>
-        <w:t xml:space="preserve">O planejamento, monitoramento e avaliação de projetos são igualmente centrais. Processos transparentes e participativos fortalecem a responsabilidade e permitem ajustes oportunos. No Pacífico, as Ilhas Salomão adotaram medidas baseadas em evidências que reduziram disparidades de gênero enquanto expandiam o acesso ao dinheiro móvel para mais de trezentas mil pessoas. Este caso ilustra como dados localizados podem ser aplicados para criar soluções que atendam às necessidades de comunidades específicas.  </w:t>
+        <w:t xml:space="preserve">O planejamento, monitoramento e avaliação de projetos são igualmente centrais. Processos transparentes e participativos fortalecem a responsabilização e permitem ajustes oportunos. No Pacífico, as Ilhas Salomão adotaram medidas baseadas em evidências que reduziram disparidades de gênero enquanto expandiam o acesso ao dinheiro móvel para mais de trezentas mil pessoas. Este caso ilustra como dados localizados podem ser aplicados para criar soluções que atendam às necessidades de comunidades específicas.  </w:t>
       </w:r>
     </w:p>
     <w:p>
